--- a/QTQLĐT&HTQT03/QTQLĐT&HTQT03BM40.docx
+++ b/QTQLĐT&HTQT03/QTQLĐT&HTQT03BM40.docx
@@ -1195,25 +1195,7 @@
           <w:sz w:val="26"/>
           <w:szCs w:val="26"/>
         </w:rPr>
-        <w:t xml:space="preserve">Các Ông (Bà) Trưởng phòng Tổ chức cán bộ, Tài chính kế toán, các khoa, phòng, trung tâm, đơn vị có liên quan và cá nhân có tên tại Điều 1 chịu trách nhiệm thi hành quyết định </w:t>
-      </w:r>
-      <w:proofErr w:type="gramStart"/>
-      <w:r>
-        <w:rPr>
-          <w:color w:val="000000" w:themeColor="text1"/>
-          <w:sz w:val="26"/>
-          <w:szCs w:val="26"/>
-        </w:rPr>
-        <w:t>này .</w:t>
-      </w:r>
-      <w:proofErr w:type="gramEnd"/>
-      <w:r>
-        <w:rPr>
-          <w:color w:val="000000" w:themeColor="text1"/>
-          <w:sz w:val="26"/>
-          <w:szCs w:val="26"/>
-        </w:rPr>
-        <w:t>/.</w:t>
+        <w:t>Các Ông (Bà) Trưởng phòng Tổ chức cán bộ, Tài chính kế toán, các khoa, phòng, trung tâm, đơn vị có liên quan và cá nhân có tên tại Điều 1 chịu trách nhiệm thi hành quyết định này./.</w:t>
       </w:r>
     </w:p>
     <w:tbl>

--- a/QTQLĐT&HTQT03/QTQLĐT&HTQT03BM40.docx
+++ b/QTQLĐT&HTQT03/QTQLĐT&HTQT03BM40.docx
@@ -843,7 +843,25 @@
           <w:sz w:val="26"/>
           <w:szCs w:val="26"/>
         </w:rPr>
-        <w:t>[[VienChucDaoTao]]</w:t>
+        <w:t>[[</w:t>
+      </w:r>
+      <w:r>
+        <w:rPr>
+          <w:iCs/>
+          <w:color w:val="000000" w:themeColor="text1"/>
+          <w:sz w:val="26"/>
+          <w:szCs w:val="26"/>
+        </w:rPr>
+        <w:t>HoTenHV</w:t>
+      </w:r>
+      <w:r>
+        <w:rPr>
+          <w:iCs/>
+          <w:color w:val="000000" w:themeColor="text1"/>
+          <w:sz w:val="26"/>
+          <w:szCs w:val="26"/>
+        </w:rPr>
+        <w:t>]]</w:t>
       </w:r>
       <w:r>
         <w:rPr>
@@ -862,7 +880,25 @@
           <w:sz w:val="26"/>
           <w:szCs w:val="26"/>
         </w:rPr>
-        <w:t>[[HangVienChucDaoTao]]</w:t>
+        <w:t>[[</w:t>
+      </w:r>
+      <w:r>
+        <w:rPr>
+          <w:iCs/>
+          <w:color w:val="000000" w:themeColor="text1"/>
+          <w:sz w:val="26"/>
+          <w:szCs w:val="26"/>
+        </w:rPr>
+        <w:t>TrinhDoChuyenMonHV</w:t>
+      </w:r>
+      <w:r>
+        <w:rPr>
+          <w:iCs/>
+          <w:color w:val="000000" w:themeColor="text1"/>
+          <w:sz w:val="26"/>
+          <w:szCs w:val="26"/>
+        </w:rPr>
+        <w:t>]]</w:t>
       </w:r>
       <w:r>
         <w:rPr>
@@ -919,7 +955,25 @@
           <w:sz w:val="26"/>
           <w:szCs w:val="26"/>
         </w:rPr>
-        <w:t>[[DiaChiVienChucDaoTao]]</w:t>
+        <w:t>[[</w:t>
+      </w:r>
+      <w:r>
+        <w:rPr>
+          <w:iCs/>
+          <w:color w:val="000000" w:themeColor="text1"/>
+          <w:sz w:val="26"/>
+          <w:szCs w:val="26"/>
+        </w:rPr>
+        <w:t>DonViCongTacHV</w:t>
+      </w:r>
+      <w:r>
+        <w:rPr>
+          <w:iCs/>
+          <w:color w:val="000000" w:themeColor="text1"/>
+          <w:sz w:val="26"/>
+          <w:szCs w:val="26"/>
+        </w:rPr>
+        <w:t>]]</w:t>
       </w:r>
       <w:r>
         <w:rPr>
@@ -2245,7 +2299,6 @@
   <w:style w:type="character" w:default="1" w:styleId="DefaultParagraphFont">
     <w:name w:val="Default Paragraph Font"/>
     <w:uiPriority w:val="1"/>
-    <w:semiHidden/>
     <w:unhideWhenUsed/>
   </w:style>
   <w:style w:type="table" w:default="1" w:styleId="TableNormal">
